--- a/ATTACHMENTS/Chapter5_supporting_files.docx
+++ b/ATTACHMENTS/Chapter5_supporting_files.docx
@@ -57,7 +57,7 @@
           <w:sz w:val="21"/>
           <w:szCs w:val="21"/>
         </w:rPr>
-        <w:t xml:space="preserve">Chapter 5 of the attached draft begins on page 28. Everything reported in that chapter derives from the two accompanying files, which form a single chain:</w:t>
+        <w:t xml:space="preserve">Chapter 5 of the attached draft begins on page 27. Everything reported in that chapter derives from the two accompanying files, which form a single chain:</w:t>
       </w:r>
     </w:p>
     <w:tbl>
@@ -391,7 +391,7 @@
                 <w:sz w:val="19"/>
                 <w:szCs w:val="19"/>
               </w:rPr>
-              <w:t xml:space="preserve">53</w:t>
+              <w:t xml:space="preserve">60</w:t>
             </w:r>
           </w:p>
         </w:tc>
@@ -411,7 +411,7 @@
                 <w:sz w:val="19"/>
                 <w:szCs w:val="19"/>
               </w:rPr>
-              <w:t xml:space="preserve">75.7%</w:t>
+              <w:t xml:space="preserve">85.7%</w:t>
             </w:r>
           </w:p>
         </w:tc>
@@ -434,7 +434,7 @@
                 <w:sz w:val="19"/>
                 <w:szCs w:val="19"/>
               </w:rPr>
-              <w:t xml:space="preserve">Bolton</w:t>
+              <w:t xml:space="preserve">Nomad Foods</w:t>
             </w:r>
           </w:p>
         </w:tc>
@@ -455,7 +455,7 @@
                 <w:sz w:val="19"/>
                 <w:szCs w:val="19"/>
               </w:rPr>
-              <w:t xml:space="preserve">45</w:t>
+              <w:t xml:space="preserve">52</w:t>
             </w:r>
           </w:p>
         </w:tc>
@@ -476,7 +476,7 @@
                 <w:sz w:val="19"/>
                 <w:szCs w:val="19"/>
               </w:rPr>
-              <w:t xml:space="preserve">64.3%</w:t>
+              <w:t xml:space="preserve">74.3%</w:t>
             </w:r>
           </w:p>
         </w:tc>
@@ -498,7 +498,7 @@
                 <w:sz w:val="19"/>
                 <w:szCs w:val="19"/>
               </w:rPr>
-              <w:t xml:space="preserve">Nomad Foods</w:t>
+              <w:t xml:space="preserve">Bolton</w:t>
             </w:r>
           </w:p>
         </w:tc>
@@ -518,7 +518,7 @@
                 <w:sz w:val="19"/>
                 <w:szCs w:val="19"/>
               </w:rPr>
-              <w:t xml:space="preserve">42</w:t>
+              <w:t xml:space="preserve">45</w:t>
             </w:r>
           </w:p>
         </w:tc>
@@ -538,7 +538,7 @@
                 <w:sz w:val="19"/>
                 <w:szCs w:val="19"/>
               </w:rPr>
-              <w:t xml:space="preserve">60.0%</w:t>
+              <w:t xml:space="preserve">64.3%</w:t>
             </w:r>
           </w:p>
         </w:tc>
@@ -582,7 +582,7 @@
                 <w:sz w:val="19"/>
                 <w:szCs w:val="19"/>
               </w:rPr>
-              <w:t xml:space="preserve">39</w:t>
+              <w:t xml:space="preserve">43</w:t>
             </w:r>
           </w:p>
         </w:tc>
@@ -603,7 +603,7 @@
                 <w:sz w:val="19"/>
                 <w:szCs w:val="19"/>
               </w:rPr>
-              <w:t xml:space="preserve">55.7%</w:t>
+              <w:t xml:space="preserve">61.4%</w:t>
             </w:r>
           </w:p>
         </w:tc>
@@ -757,7 +757,7 @@
           <w:sz w:val="21"/>
           <w:szCs w:val="21"/>
         </w:rPr>
-        <w:t xml:space="preserve">Thirteen disclosure requirements are reported by all six firms. This set forms the universal core discussed in the chapter.</w:t>
+        <w:t xml:space="preserve">Thirteen disclosure requirements are reported by all six firms. This set forms the universal core discussed in the chapter. A further fifteen are reported by five of the six, giving a near-universal set of twenty-eight.</w:t>
       </w:r>
     </w:p>
     <w:p>
@@ -870,7 +870,7 @@
           <w:sz w:val="21"/>
           <w:szCs w:val="21"/>
         </w:rPr>
-        <w:t xml:space="preserve">Three firms report under the ESRS and three under the GRI Standards. The GRI disclosures were bridged onto the ESRS structure using the GRI-EFRAG interoperability mapping. That bridge rests on analyst judgement, which is the principal reason your review is valuable.</w:t>
+        <w:t xml:space="preserve">Three firms report under the ESRS and three through GRI content indexes. The GRI disclosures were bridged onto the ESRS structure using the GRI-EFRAG interoperability index, applied in full. Seven ESRS requirements have no GRI counterpart; for the three GRI-indexed firms these were screened directly in the report bodies, and only the climate transition plan (E1-1) was found.</w:t>
       </w:r>
     </w:p>
     <w:p>
